--- a/programs/unite-msc/enrollment/deliverables/Enrollment-API-Automation-Sign-Off.docx
+++ b/programs/unite-msc/enrollment/deliverables/Enrollment-API-Automation-Sign-Off.docx
@@ -62,7 +62,7 @@
           <w:color w:val="616161"/>
           <w:sz w:val="22"/>
         </w:rPr>
-        <w:t>September 14, 2026  ·  QA Automation (AMSQUAD)  ·  QA-893</w:t>
+        <w:t>September 24, 2026  ·  QA Automation (AMSQUAD)  ·  QA-893</w:t>
       </w:r>
     </w:p>
     <w:p>
@@ -236,7 +236,7 @@
                 <w:color w:val="616161"/>
                 <w:sz w:val="20"/>
               </w:rPr>
-              <w:t>September 14, 2026</w:t>
+              <w:t>September 24, 2026</w:t>
             </w:r>
           </w:p>
         </w:tc>
@@ -324,7 +324,7 @@
                 <w:color w:val="2E7D32"/>
                 <w:sz w:val="20"/>
               </w:rPr>
-              <w:t>COMPLETE — happy path + subsequent on OK Direct and New York</w:t>
+              <w:t>COMPLETE — defined happy path + subsequent scope</w:t>
             </w:r>
           </w:p>
         </w:tc>
@@ -370,7 +370,7 @@
                 <w:color w:val="003057"/>
                 <w:sz w:val="22"/>
               </w:rPr>
-              <w:t>25 of 28 catalog endpoints automated (89%). Wizard 15/15. Three partner rows deferred. NM Direct and GitLab nightly are follow-up, not missing wizard code.</w:t>
+              <w:t>25 of 28 catalog endpoints automated (89.3%). Current regression/integration XML runs 17 ordered classes for OK Direct, New York, and NM Direct. Three partner rows are deferred.</w:t>
             </w:r>
           </w:p>
         </w:tc>
@@ -590,7 +590,7 @@
                 <w:color w:val="003057"/>
                 <w:sz w:val="20"/>
               </w:rPr>
-              <w:t>CI plants</w:t>
+              <w:t>Suite XML plants</w:t>
             </w:r>
           </w:p>
         </w:tc>
@@ -611,51 +611,7 @@
                 <w:color w:val="616161"/>
                 <w:sz w:val="20"/>
               </w:rPr>
-              <w:t>okdirect, newyork</w:t>
-            </w:r>
-          </w:p>
-        </w:tc>
-      </w:tr>
-      <w:tr>
-        <w:tc>
-          <w:tcPr>
-            <w:tcW w:type="dxa" w:w="4759"/>
-            <w:shd w:fill="E8EEF4" w:val="clear"/>
-          </w:tcPr>
-          <w:p>
-            <w:pPr>
-              <w:spacing w:after="40" w:before="40" w:line="276" w:lineRule="auto"/>
-            </w:pPr>
-            <w:r/>
-            <w:r>
-              <w:rPr>
-                <w:rFonts w:ascii="Calibri" w:hAnsi="Calibri"/>
-                <w:b/>
-                <w:color w:val="003057"/>
-                <w:sz w:val="20"/>
-              </w:rPr>
-              <w:t>Local-only plant</w:t>
-            </w:r>
-          </w:p>
-        </w:tc>
-        <w:tc>
-          <w:tcPr>
-            <w:tcW w:type="dxa" w:w="4759"/>
-            <w:shd w:fill="FFFFFF" w:val="clear"/>
-          </w:tcPr>
-          <w:p>
-            <w:pPr>
-              <w:spacing w:after="40" w:before="40" w:line="276" w:lineRule="auto"/>
-            </w:pPr>
-            <w:r/>
-            <w:r>
-              <w:rPr>
-                <w:rFonts w:ascii="Calibri" w:hAnsi="Calibri"/>
-                <w:b w:val="0"/>
-                <w:color w:val="616161"/>
-                <w:sz w:val="20"/>
-              </w:rPr>
-              <w:t>nmdirect</w:t>
+              <w:t>okdirect, newyork, nmdirect</w:t>
             </w:r>
           </w:p>
         </w:tc>
@@ -699,7 +655,7 @@
                 <w:color w:val="616161"/>
                 <w:sz w:val="20"/>
               </w:rPr>
-              <w:t>Not created</w:t>
+              <w:t>Not verified in current GitLab CI</w:t>
             </w:r>
           </w:p>
         </w:tc>
@@ -2119,7 +2075,7 @@
                 <w:color w:val="616161"/>
                 <w:sz w:val="16"/>
               </w:rPr>
-              <w:t>okdirect+newyork</w:t>
+              <w:t>okdirect+newyork+nmdirect</w:t>
             </w:r>
           </w:p>
         </w:tc>
@@ -2417,7 +2373,7 @@
                 <w:color w:val="616161"/>
                 <w:sz w:val="16"/>
               </w:rPr>
-              <w:t>okdirect+newyork</w:t>
+              <w:t>okdirect+newyork+nmdirect</w:t>
             </w:r>
           </w:p>
         </w:tc>
@@ -2566,7 +2522,7 @@
                 <w:color w:val="616161"/>
                 <w:sz w:val="16"/>
               </w:rPr>
-              <w:t>okdirect+newyork</w:t>
+              <w:t>okdirect+newyork+nmdirect</w:t>
             </w:r>
           </w:p>
         </w:tc>
@@ -2715,7 +2671,7 @@
                 <w:color w:val="616161"/>
                 <w:sz w:val="16"/>
               </w:rPr>
-              <w:t>okdirect+newyork</w:t>
+              <w:t>okdirect+newyork+nmdirect</w:t>
             </w:r>
           </w:p>
         </w:tc>
@@ -2864,7 +2820,7 @@
                 <w:color w:val="616161"/>
                 <w:sz w:val="16"/>
               </w:rPr>
-              <w:t>okdirect+newyork</w:t>
+              <w:t>okdirect+newyork+nmdirect</w:t>
             </w:r>
           </w:p>
         </w:tc>
@@ -3013,7 +2969,7 @@
                 <w:color w:val="616161"/>
                 <w:sz w:val="16"/>
               </w:rPr>
-              <w:t>okdirect+newyork</w:t>
+              <w:t>okdirect+newyork+nmdirect</w:t>
             </w:r>
           </w:p>
         </w:tc>
@@ -3162,7 +3118,7 @@
                 <w:color w:val="616161"/>
                 <w:sz w:val="16"/>
               </w:rPr>
-              <w:t>okdirect+newyork</w:t>
+              <w:t>okdirect+newyork+nmdirect</w:t>
             </w:r>
           </w:p>
         </w:tc>
@@ -3311,7 +3267,7 @@
                 <w:color w:val="616161"/>
                 <w:sz w:val="16"/>
               </w:rPr>
-              <w:t>okdirect+newyork</w:t>
+              <w:t>okdirect+newyork+nmdirect</w:t>
             </w:r>
           </w:p>
         </w:tc>
@@ -3460,7 +3416,7 @@
                 <w:color w:val="616161"/>
                 <w:sz w:val="16"/>
               </w:rPr>
-              <w:t>okdirect+newyork</w:t>
+              <w:t>okdirect+newyork+nmdirect</w:t>
             </w:r>
           </w:p>
         </w:tc>
@@ -3609,7 +3565,7 @@
                 <w:color w:val="616161"/>
                 <w:sz w:val="16"/>
               </w:rPr>
-              <w:t>okdirect+newyork</w:t>
+              <w:t>okdirect+newyork+nmdirect</w:t>
             </w:r>
           </w:p>
         </w:tc>
@@ -3758,7 +3714,7 @@
                 <w:color w:val="616161"/>
                 <w:sz w:val="16"/>
               </w:rPr>
-              <w:t>okdirect+newyork</w:t>
+              <w:t>okdirect+newyork+nmdirect</w:t>
             </w:r>
           </w:p>
         </w:tc>
@@ -3907,7 +3863,7 @@
                 <w:color w:val="616161"/>
                 <w:sz w:val="16"/>
               </w:rPr>
-              <w:t>okdirect+newyork</w:t>
+              <w:t>okdirect+newyork+nmdirect</w:t>
             </w:r>
           </w:p>
         </w:tc>
@@ -4056,7 +4012,7 @@
                 <w:color w:val="616161"/>
                 <w:sz w:val="16"/>
               </w:rPr>
-              <w:t>okdirect+newyork</w:t>
+              <w:t>okdirect+newyork+nmdirect</w:t>
             </w:r>
           </w:p>
         </w:tc>
@@ -4205,7 +4161,7 @@
                 <w:color w:val="616161"/>
                 <w:sz w:val="16"/>
               </w:rPr>
-              <w:t>okdirect+newyork</w:t>
+              <w:t>okdirect+newyork+nmdirect</w:t>
             </w:r>
           </w:p>
         </w:tc>
@@ -4354,7 +4310,7 @@
                 <w:color w:val="616161"/>
                 <w:sz w:val="16"/>
               </w:rPr>
-              <w:t>okdirect+newyork</w:t>
+              <w:t>okdirect+newyork+nmdirect</w:t>
             </w:r>
           </w:p>
         </w:tc>
@@ -4503,7 +4459,7 @@
                 <w:color w:val="616161"/>
                 <w:sz w:val="16"/>
               </w:rPr>
-              <w:t>okdirect+newyork</w:t>
+              <w:t>okdirect+newyork+nmdirect</w:t>
             </w:r>
           </w:p>
         </w:tc>
@@ -4652,7 +4608,7 @@
                 <w:color w:val="616161"/>
                 <w:sz w:val="16"/>
               </w:rPr>
-              <w:t>okdirect+newyork</w:t>
+              <w:t>okdirect+newyork+nmdirect</w:t>
             </w:r>
           </w:p>
         </w:tc>
@@ -5381,50 +5337,6 @@
                 <w:color w:val="003057"/>
                 <w:sz w:val="16"/>
               </w:rPr>
-              <w:t>nmdirect CI</w:t>
-            </w:r>
-          </w:p>
-        </w:tc>
-        <w:tc>
-          <w:tcPr>
-            <w:tcW w:type="dxa" w:w="4759"/>
-            <w:shd w:fill="FFFFFF" w:val="clear"/>
-          </w:tcPr>
-          <w:p>
-            <w:pPr>
-              <w:spacing w:after="40" w:before="40" w:line="276" w:lineRule="auto"/>
-            </w:pPr>
-            <w:r/>
-            <w:r>
-              <w:rPr>
-                <w:rFonts w:ascii="Calibri" w:hAnsi="Calibri"/>
-                <w:b w:val="0"/>
-                <w:color w:val="616161"/>
-                <w:sz w:val="16"/>
-              </w:rPr>
-              <w:t>Follow-up story</w:t>
-            </w:r>
-          </w:p>
-        </w:tc>
-      </w:tr>
-      <w:tr>
-        <w:tc>
-          <w:tcPr>
-            <w:tcW w:type="dxa" w:w="4759"/>
-            <w:shd w:fill="E8EEF4" w:val="clear"/>
-          </w:tcPr>
-          <w:p>
-            <w:pPr>
-              <w:spacing w:after="40" w:before="40" w:line="276" w:lineRule="auto"/>
-            </w:pPr>
-            <w:r/>
-            <w:r>
-              <w:rPr>
-                <w:rFonts w:ascii="Calibri" w:hAnsi="Calibri"/>
-                <w:b w:val="0"/>
-                <w:color w:val="003057"/>
-                <w:sz w:val="16"/>
-              </w:rPr>
               <w:t>GitLab nightly</w:t>
             </w:r>
           </w:p>
@@ -5966,7 +5878,7 @@
         <w:color w:val="616161"/>
         <w:sz w:val="16"/>
       </w:rPr>
-      <w:t>QA Automation AMSQUAD  ·  September 14, 2026  ·  No credentials</w:t>
+      <w:t>QA Automation AMSQUAD  ·  September 24, 2026  ·  No credentials</w:t>
     </w:r>
   </w:p>
   <w:p>
